--- a/docs/BOOST_Survey_Research_Foundation.docx
+++ b/docs/BOOST_Survey_Research_Foundation.docx
@@ -21435,7 +21435,7 @@
           <w:sz w:val="36"/>
           <w:szCs w:val="36"/>
         </w:rPr>
-        <w:t xml:space="preserve">Section 7: Implementation Notes for Lovable / Supabase</w:t>
+        <w:t xml:space="preserve">Section 7: Implementation Notes for Supabase</w:t>
       </w:r>
     </w:p>
     <w:p>
